--- a/Fase 2/Evidencias Individules/Romero_Joaquin_2.1_APT122_DiarioReflexionFase2.docx
+++ b/Fase 2/Evidencias Individules/Romero_Joaquin_2.1_APT122_DiarioReflexionFase2.docx
@@ -471,7 +471,39 @@
                 <w:color w:val="000000"/>
                 <w:sz w:val="20"/>
               </w:rPr>
-              <w:t>Para el atraso, la respuesta fue cambiar la forma de planificar: sprints de dos semanas con un objetivo en una frase, demostración obligatoria al cierre y una Definition of Done escrita, y desde la semana 8 una rama por semana con revisión cruzada. Mi tarea inmediata son las migraciones V1 y V2 del esquema, que destraban todo lo demás.</w:t>
+              <w:t xml:space="preserve">Para el atraso, la respuesta fue cambiar la forma de planificar: </w:t>
+            </w:r>
+            <w:r>
+              <w:rPr>
+                <w:i/>
+                <w:color w:val="000000"/>
+                <w:sz w:val="20"/>
+              </w:rPr>
+              <w:t>sprints</w:t>
+            </w:r>
+            <w:r>
+              <w:rPr>
+                <w:i w:val="0"/>
+                <w:color w:val="000000"/>
+                <w:sz w:val="20"/>
+              </w:rPr>
+              <w:t xml:space="preserve"> de dos semanas con un objetivo en una frase, demostración obligatoria al cierre y una </w:t>
+            </w:r>
+            <w:r>
+              <w:rPr>
+                <w:i/>
+                <w:color w:val="000000"/>
+                <w:sz w:val="20"/>
+              </w:rPr>
+              <w:t>Definition of Done</w:t>
+            </w:r>
+            <w:r>
+              <w:rPr>
+                <w:i w:val="0"/>
+                <w:color w:val="000000"/>
+                <w:sz w:val="20"/>
+              </w:rPr>
+              <w:t xml:space="preserve"> escrita, y desde la semana 8 una rama por semana con revisión cruzada. Mi tarea inmediata son las migraciones V1 y V2 del esquema, que destraban todo lo demás.</w:t>
             </w:r>
           </w:p>
         </w:tc>
@@ -723,7 +755,23 @@
                 <w:color w:val="000000"/>
                 <w:sz w:val="20"/>
               </w:rPr>
-              <w:t>Lo que debo mejorar es la ejecución: diseñé mucho y construí poco durante varias semanas. Como líder de planificación, tengo que medir el avance contra algo que funciona y no contra la sensación de progreso. Concretamente, me comprometo a cerrar cada semana con un pull request integrado.</w:t>
+              <w:t xml:space="preserve">Lo que debo mejorar es la ejecución: diseñé mucho y construí poco durante varias semanas. Como líder de planificación, tengo que medir el avance contra algo que funciona y no contra la sensación de progreso. Concretamente, me comprometo a cerrar cada semana con un </w:t>
+            </w:r>
+            <w:r>
+              <w:rPr>
+                <w:i/>
+                <w:color w:val="000000"/>
+                <w:sz w:val="20"/>
+              </w:rPr>
+              <w:t>pull request</w:t>
+            </w:r>
+            <w:r>
+              <w:rPr>
+                <w:i w:val="0"/>
+                <w:color w:val="000000"/>
+                <w:sz w:val="20"/>
+              </w:rPr>
+              <w:t xml:space="preserve"> integrado.</w:t>
             </w:r>
           </w:p>
         </w:tc>
@@ -954,7 +1002,55 @@
                 <w:color w:val="000000"/>
                 <w:sz w:val="20"/>
               </w:rPr>
-              <w:t>Sí, con ajustes. El esqueleto del proyecto y las migraciones me corresponden porque tocan archivos compartidos que deben generarse una sola vez. Las historias del Sprint 2 se reparten por zona: yo tomo entidades, servicios y pruebas de negocio, y Gonzalo los controladores, las vistas y la seguridad de las rutas. La documentación ágil se repartió: Gonzalo el Product Vision y el Documento de Diseño, yo el Backlog y la Definition of Done. Se agrega una actividad nueva para ambos: preparar la demostración al cierre de cada sprint.</w:t>
+              <w:t xml:space="preserve">Sí, con ajustes. El esqueleto del proyecto y las migraciones me corresponden porque tocan archivos compartidos que deben generarse una sola vez. Las historias del Sprint 2 se reparten por zona: yo tomo entidades, servicios y pruebas de negocio, y Gonzalo los controladores, las vistas y la seguridad de las rutas. La documentación ágil se repartió: Gonzalo el </w:t>
+            </w:r>
+            <w:r>
+              <w:rPr>
+                <w:i/>
+                <w:color w:val="000000"/>
+                <w:sz w:val="20"/>
+              </w:rPr>
+              <w:t>Product Vision</w:t>
+            </w:r>
+            <w:r>
+              <w:rPr>
+                <w:i w:val="0"/>
+                <w:color w:val="000000"/>
+                <w:sz w:val="20"/>
+              </w:rPr>
+              <w:t xml:space="preserve"> y el Documento de Diseño, yo el Backlog y la </w:t>
+            </w:r>
+            <w:r>
+              <w:rPr>
+                <w:i/>
+                <w:color w:val="000000"/>
+                <w:sz w:val="20"/>
+              </w:rPr>
+              <w:t>Definition of Done</w:t>
+            </w:r>
+            <w:r>
+              <w:rPr>
+                <w:i w:val="0"/>
+                <w:color w:val="000000"/>
+                <w:sz w:val="20"/>
+              </w:rPr>
+              <w:t xml:space="preserve">. Se agrega una actividad nueva para ambos: preparar la demostración al cierre de cada </w:t>
+            </w:r>
+            <w:r>
+              <w:rPr>
+                <w:i/>
+                <w:color w:val="000000"/>
+                <w:sz w:val="20"/>
+              </w:rPr>
+              <w:t>sprint</w:t>
+            </w:r>
+            <w:r>
+              <w:rPr>
+                <w:i w:val="0"/>
+                <w:color w:val="000000"/>
+                <w:sz w:val="20"/>
+              </w:rPr>
+              <w:t>.</w:t>
             </w:r>
           </w:p>
         </w:tc>
@@ -1085,7 +1181,23 @@
                 <w:color w:val="000000"/>
                 <w:sz w:val="20"/>
               </w:rPr>
-              <w:t>El trabajo en grupo es bueno en coordinación: las zonas de propiedad y las reglas escritas en el repositorio evitan que nos pisemos, y cada decisión importante quedó registrada. Lo positivo es la confianza para decirnos cuando algo no está bien. Lo que debemos mejorar es la frecuencia de integración: pasamos semanas trabajando por separado sin juntar el trabajo, y eso es lo que la rama semanal y el pull request de cierre vienen a corregir.</w:t>
+              <w:t xml:space="preserve">El trabajo en grupo es bueno en coordinación: las zonas de propiedad y las reglas escritas en el repositorio evitan que nos pisemos, y cada decisión importante quedó registrada. Lo positivo es la confianza para decirnos cuando algo no está bien. Lo que debemos mejorar es la frecuencia de integración: pasamos semanas trabajando por separado sin juntar el trabajo, y eso es lo que la rama semanal y el </w:t>
+            </w:r>
+            <w:r>
+              <w:rPr>
+                <w:i/>
+                <w:color w:val="000000"/>
+                <w:sz w:val="20"/>
+              </w:rPr>
+              <w:t>pull request</w:t>
+            </w:r>
+            <w:r>
+              <w:rPr>
+                <w:i w:val="0"/>
+                <w:color w:val="000000"/>
+                <w:sz w:val="20"/>
+              </w:rPr>
+              <w:t xml:space="preserve"> de cierre vienen a corregir.</w:t>
             </w:r>
           </w:p>
         </w:tc>
